--- a/az/wisdom-stories/garden-and-the-gardener.docx
+++ b/az/wisdom-stories/garden-and-the-gardener.docx
@@ -92,7 +92,7 @@
         <w:rPr>
           <w:lang/>
         </w:rPr>
-        <w:t>— Bağban ağacın yerinə böyüyə bilməz. Amma onun əməyi də əbəs deyil: böyüməsi üçün şərait yaradır. Ağacın özündə həyat gücü var, bağban isə o gücün üzə çıxmasına kömək edir.</w:t>
+        <w:t>— Bağban ağacın yerinə böyüyə bilməz. Amma onun əməyi də əbəs deyil: ağacın böyüməsi üçün şərait yaradır. Ağacın özündə həyat gücü var, bağban isə o gücün üzə çıxmasına kömək edir.</w:t>
       </w:r>
     </w:p>
     <w:p>
